--- a/docs/AI_HANDOFF.docx
+++ b/docs/AI_HANDOFF.docx
@@ -232,16 +232,16 @@
               <w:rPr>
                 <w:b/>
               </w:rPr>
-              <w:t>M0 shipped</w:t>
+              <w:t>M0–M1 shipped</w:t>
             </w:r>
             <w:r>
-              <w:t xml:space="preserve"> (16px inputs, 1-col forms, overflow-x, safe-area tokens). </w:t>
+              <w:t xml:space="preserve"> (foundation CSS + stacked Check / 44px taps / vertical MCQ). </w:t>
             </w:r>
             <w:r>
               <w:rPr>
                 <w:b/>
               </w:rPr>
-              <w:t>M1–M4</w:t>
+              <w:t>M2–M4</w:t>
             </w:r>
             <w:r>
               <w:t xml:space="preserve"> still planned — see </w:t>
@@ -3378,7 +3378,7 @@
         <w:rPr>
           <w:b/>
         </w:rPr>
-        <w:t>Mobile polish M1</w:t>
+        <w:t>Mobile polish M2</w:t>
       </w:r>
       <w:r>
         <w:t xml:space="preserve"> per </w:t>
@@ -3391,7 +3391,7 @@
         <w:t>docs/MOBILE.md</w:t>
       </w:r>
       <w:r>
-        <w:t xml:space="preserve"> — stack free-response, 44px taps, MCQ list (M0 is done).</w:t>
+        <w:t xml:space="preserve"> — nav sheets, visualViewport, focus/active (M0–M1 are done).</w:t>
       </w:r>
     </w:p>
     <w:p>

--- a/docs/AI_HANDOFF.docx
+++ b/docs/AI_HANDOFF.docx
@@ -18,7 +18,7 @@
         <w:t>Last updated:</w:t>
       </w:r>
       <w:r>
-        <w:t xml:space="preserve"> 2026-08-11</w:t>
+        <w:t xml:space="preserve"> 2026-08-14</w:t>
       </w:r>
     </w:p>
     <w:p>
@@ -232,16 +232,16 @@
               <w:rPr>
                 <w:b/>
               </w:rPr>
-              <w:t>M0–M1 shipped</w:t>
+              <w:t>M0–M2 shipped</w:t>
             </w:r>
             <w:r>
-              <w:t xml:space="preserve"> (foundation CSS + stacked Check / 44px taps / vertical MCQ). </w:t>
+              <w:t xml:space="preserve"> (foundation CSS, practice UX, nav/search sheets + keyboard-aware Check). </w:t>
             </w:r>
             <w:r>
               <w:rPr>
                 <w:b/>
               </w:rPr>
-              <w:t>M2–M4</w:t>
+              <w:t>M3–M4</w:t>
             </w:r>
             <w:r>
               <w:t xml:space="preserve"> still planned — see </w:t>
@@ -3378,7 +3378,7 @@
         <w:rPr>
           <w:b/>
         </w:rPr>
-        <w:t>Mobile polish M2</w:t>
+        <w:t>Mobile polish M3</w:t>
       </w:r>
       <w:r>
         <w:t xml:space="preserve"> per </w:t>
@@ -3391,7 +3391,7 @@
         <w:t>docs/MOBILE.md</w:t>
       </w:r>
       <w:r>
-        <w:t xml:space="preserve"> — nav sheets, visualViewport, focus/active (M0–M1 are done).</w:t>
+        <w:t xml:space="preserve"> — lessons, diagrams, Python honesty (M0–M2 are done).</w:t>
       </w:r>
     </w:p>
     <w:p>

--- a/docs/AI_HANDOFF.docx
+++ b/docs/AI_HANDOFF.docx
@@ -232,16 +232,16 @@
               <w:rPr>
                 <w:b/>
               </w:rPr>
-              <w:t>M0–M2 shipped</w:t>
+              <w:t>M0–M3 shipped</w:t>
             </w:r>
             <w:r>
-              <w:t xml:space="preserve"> (foundation CSS, practice UX, nav/search sheets + keyboard-aware Check). </w:t>
+              <w:t xml:space="preserve"> (foundation, practice UX, app chrome, lessons/diagrams/Python honesty). </w:t>
             </w:r>
             <w:r>
               <w:rPr>
                 <w:b/>
               </w:rPr>
-              <w:t>M3–M4</w:t>
+              <w:t>M4</w:t>
             </w:r>
             <w:r>
               <w:t xml:space="preserve"> still planned — see </w:t>
@@ -3378,7 +3378,7 @@
         <w:rPr>
           <w:b/>
         </w:rPr>
-        <w:t>Mobile polish M3</w:t>
+        <w:t>Mobile polish M4</w:t>
       </w:r>
       <w:r>
         <w:t xml:space="preserve"> per </w:t>
@@ -3391,7 +3391,7 @@
         <w:t>docs/MOBILE.md</w:t>
       </w:r>
       <w:r>
-        <w:t xml:space="preserve"> — lessons, diagrams, Python honesty (M0–M2 are done).</w:t>
+        <w:t xml:space="preserve"> — PWA polish, device QA matrix, status update (M0–M3 are done).</w:t>
       </w:r>
     </w:p>
     <w:p>

--- a/docs/AI_HANDOFF.docx
+++ b/docs/AI_HANDOFF.docx
@@ -232,29 +232,10 @@
               <w:rPr>
                 <w:b/>
               </w:rPr>
-              <w:t>M0–M3 shipped</w:t>
+              <w:t>Done (M0–M4)</w:t>
             </w:r>
             <w:r>
-              <w:t xml:space="preserve"> (foundation, practice UX, app chrome, lessons/diagrams/Python honesty). </w:t>
-            </w:r>
-            <w:r>
-              <w:rPr>
-                <w:b/>
-              </w:rPr>
-              <w:t>M4</w:t>
-            </w:r>
-            <w:r>
-              <w:t xml:space="preserve"> still planned — see </w:t>
-            </w:r>
-            <w:r>
-              <w:rPr>
-                <w:rFonts w:ascii="Consolas" w:hAnsi="Consolas"/>
-                <w:sz w:val="20"/>
-              </w:rPr>
-              <w:t>docs/MOBILE.md</w:t>
-            </w:r>
-            <w:r>
-              <w:t xml:space="preserve">. </w:t>
+              <w:t xml:space="preserve"> — foundation, practice UX, app chrome, lessons/diagrams, PWA polish + device QA. </w:t>
             </w:r>
             <w:r>
               <w:rPr>
@@ -263,7 +244,14 @@
               <w:t>M5–M7</w:t>
             </w:r>
             <w:r>
-              <w:t xml:space="preserve"> HTTPS → TWA → Play Android after M4</w:t>
+              <w:t xml:space="preserve"> HTTPS → TWA → Play Android when a production URL exists — see </w:t>
+            </w:r>
+            <w:r>
+              <w:rPr>
+                <w:rFonts w:ascii="Consolas" w:hAnsi="Consolas"/>
+                <w:sz w:val="20"/>
+              </w:rPr>
+              <w:t>docs/MOBILE.md</w:t>
             </w:r>
           </w:p>
         </w:tc>
@@ -3378,10 +3366,10 @@
         <w:rPr>
           <w:b/>
         </w:rPr>
-        <w:t>Mobile polish M4</w:t>
+        <w:t>Mobile M5+</w:t>
       </w:r>
       <w:r>
-        <w:t xml:space="preserve"> per </w:t>
+        <w:t xml:space="preserve"> only with a real production HTTPS URL — see </w:t>
       </w:r>
       <w:r>
         <w:rPr>
@@ -3391,7 +3379,7 @@
         <w:t>docs/MOBILE.md</w:t>
       </w:r>
       <w:r>
-        <w:t xml:space="preserve"> — PWA polish, device QA matrix, status update (M0–M3 are done).</w:t>
+        <w:t xml:space="preserve"> (M0–M4 done). Optional: confirm device QA on a physical phone before Play screenshots.</w:t>
       </w:r>
     </w:p>
     <w:p>

--- a/docs/AI_HANDOFF.docx
+++ b/docs/AI_HANDOFF.docx
@@ -18,7 +18,7 @@
         <w:t>Last updated:</w:t>
       </w:r>
       <w:r>
-        <w:t xml:space="preserve"> 2026-08-14</w:t>
+        <w:t xml:space="preserve"> 2026-08-15</w:t>
       </w:r>
     </w:p>
     <w:p>
@@ -281,10 +281,36 @@
               <w:rPr>
                 <w:b/>
               </w:rPr>
-              <w:t>Planned, not implemented</w:t>
+              <w:t>E1 shipped</w:t>
             </w:r>
             <w:r>
-              <w:t xml:space="preserve"> — see §6 below</w:t>
+              <w:t xml:space="preserve"> (lesson-assist mock smoke + daily </w:t>
+            </w:r>
+            <w:r>
+              <w:rPr>
+                <w:rFonts w:ascii="Consolas" w:hAnsi="Consolas"/>
+                <w:sz w:val="20"/>
+              </w:rPr>
+              <w:t>@problem_bot</w:t>
+            </w:r>
+            <w:r>
+              <w:t xml:space="preserve"> QOTD card). </w:t>
+            </w:r>
+            <w:r>
+              <w:rPr>
+                <w:b/>
+              </w:rPr>
+              <w:t>E2–E3 planned</w:t>
+            </w:r>
+            <w:r>
+              <w:t xml:space="preserve"> — see §6. Visual tokens: </w:t>
+            </w:r>
+            <w:r>
+              <w:rPr>
+                <w:rFonts w:ascii="Consolas" w:hAnsi="Consolas"/>
+                <w:sz w:val="20"/>
+              </w:rPr>
+              <w:t>docs/ENGAGEMENT_VISUAL.md</w:t>
             </w:r>
           </w:p>
         </w:tc>
@@ -886,6 +912,45 @@
             <w:r/>
             <w:r>
               <w:t>Weekly digest only</w:t>
+            </w:r>
+          </w:p>
+        </w:tc>
+      </w:tr>
+      <w:tr>
+        <w:tc>
+          <w:tcPr>
+            <w:tcW w:type="dxa" w:w="2880"/>
+          </w:tcPr>
+          <w:p>
+            <w:r/>
+            <w:r>
+              <w:t>*as needed*</w:t>
+            </w:r>
+          </w:p>
+        </w:tc>
+        <w:tc>
+          <w:tcPr>
+            <w:tcW w:type="dxa" w:w="2880"/>
+          </w:tcPr>
+          <w:p>
+            <w:r/>
+            <w:r>
+              <w:rPr>
+                <w:rFonts w:ascii="Consolas" w:hAnsi="Consolas"/>
+                <w:sz w:val="20"/>
+              </w:rPr>
+              <w:t>docs/ENGAGEMENT_VISUAL.md</w:t>
+            </w:r>
+          </w:p>
+        </w:tc>
+        <w:tc>
+          <w:tcPr>
+            <w:tcW w:type="dxa" w:w="2880"/>
+          </w:tcPr>
+          <w:p>
+            <w:r/>
+            <w:r>
+              <w:t>Avatar / buddy colour and emoji tokens (after E1)</w:t>
             </w:r>
           </w:p>
         </w:tc>
@@ -1620,6 +1685,54 @@
           <w:p>
             <w:r/>
             <w:r>
+              <w:t>System bot / daily QOTD card</w:t>
+            </w:r>
+          </w:p>
+        </w:tc>
+        <w:tc>
+          <w:tcPr>
+            <w:tcW w:type="dxa" w:w="4320"/>
+          </w:tcPr>
+          <w:p>
+            <w:r/>
+            <w:r>
+              <w:rPr>
+                <w:rFonts w:ascii="Consolas" w:hAnsi="Consolas"/>
+                <w:sz w:val="20"/>
+              </w:rPr>
+              <w:t>models/bot.py</w:t>
+            </w:r>
+            <w:r>
+              <w:t xml:space="preserve">, feed template + </w:t>
+            </w:r>
+            <w:r>
+              <w:rPr>
+                <w:rFonts w:ascii="Consolas" w:hAnsi="Consolas"/>
+                <w:sz w:val="20"/>
+              </w:rPr>
+              <w:t>/api/v1/feed</w:t>
+            </w:r>
+            <w:r>
+              <w:t xml:space="preserve"> </w:t>
+            </w:r>
+            <w:r>
+              <w:rPr>
+                <w:rFonts w:ascii="Consolas" w:hAnsi="Consolas"/>
+                <w:sz w:val="20"/>
+              </w:rPr>
+              <w:t>qotd_challenge</w:t>
+            </w:r>
+          </w:p>
+        </w:tc>
+      </w:tr>
+      <w:tr>
+        <w:tc>
+          <w:tcPr>
+            <w:tcW w:type="dxa" w:w="4320"/>
+          </w:tcPr>
+          <w:p>
+            <w:r/>
+            <w:r>
               <w:t>Generators</w:t>
             </w:r>
           </w:p>
@@ -1876,7 +1989,7 @@
         <w:pStyle w:val="Heading1"/>
       </w:pPr>
       <w:r>
-        <w:t>6. Engagement roadmap (Phases E1–E3) — planned</w:t>
+        <w:t>6. Engagement roadmap (Phases E1–E3)</w:t>
       </w:r>
     </w:p>
     <w:p>
@@ -1887,7 +2000,7 @@
         <w:rPr>
           <w:b/>
         </w:rPr>
-        <w:t>Not implemented yet.</w:t>
+        <w:t>E1 is shipped.</w:t>
       </w:r>
       <w:r>
         <w:t xml:space="preserve"> Stretch / content-depth items are </w:t>
@@ -1909,7 +2022,17 @@
         <w:t>docs/POTENTIAL_FUTURE_FUNCTIONALITY.md</w:t>
       </w:r>
       <w:r>
-        <w:t xml:space="preserve"> §3.0.</w:t>
+        <w:t xml:space="preserve"> §3.0. Light visual tokens for E2–E3: </w:t>
+      </w:r>
+      <w:r>
+        <w:rPr>
+          <w:rFonts w:ascii="Consolas" w:hAnsi="Consolas"/>
+          <w:sz w:val="20"/>
+        </w:rPr>
+        <w:t>docs/ENGAGEMENT_VISUAL.md</w:t>
+      </w:r>
+      <w:r>
+        <w:t>.</w:t>
       </w:r>
     </w:p>
     <w:p>
@@ -2455,7 +2578,56 @@
         <w:t>E1 exit:</w:t>
       </w:r>
       <w:r>
-        <w:t xml:space="preserve"> Assist smoke green in CI (mock); logged-in user sees a daily mascot/QOTD challenge in the feed.</w:t>
+        <w:t xml:space="preserve"> Assist smoke green in CI (mock); logged-in user sees a daily mascot/QOTD challenge in the feed. </w:t>
+      </w:r>
+      <w:r>
+        <w:rPr>
+          <w:b/>
+        </w:rPr>
+        <w:t>Shipped 2026-08-15</w:t>
+      </w:r>
+      <w:r>
+        <w:t xml:space="preserve"> (</w:t>
+      </w:r>
+      <w:r>
+        <w:rPr>
+          <w:rFonts w:ascii="Consolas" w:hAnsi="Consolas"/>
+          <w:sz w:val="20"/>
+        </w:rPr>
+        <w:t>scripts/test_lesson_assist_smoke.py</w:t>
+      </w:r>
+      <w:r>
+        <w:t xml:space="preserve">, </w:t>
+      </w:r>
+      <w:r>
+        <w:rPr>
+          <w:rFonts w:ascii="Consolas" w:hAnsi="Consolas"/>
+          <w:sz w:val="20"/>
+        </w:rPr>
+        <w:t>scripts/test_bot_qotd_smoke.py</w:t>
+      </w:r>
+      <w:r>
+        <w:t xml:space="preserve">, </w:t>
+      </w:r>
+      <w:r>
+        <w:rPr>
+          <w:rFonts w:ascii="Consolas" w:hAnsi="Consolas"/>
+          <w:sz w:val="20"/>
+        </w:rPr>
+        <w:t>@problem_bot</w:t>
+      </w:r>
+      <w:r>
+        <w:t xml:space="preserve"> card on </w:t>
+      </w:r>
+      <w:r>
+        <w:rPr>
+          <w:rFonts w:ascii="Consolas" w:hAnsi="Consolas"/>
+          <w:sz w:val="20"/>
+        </w:rPr>
+        <w:t>/feed</w:t>
+      </w:r>
+      <w:r>
+        <w:t>).</w:t>
       </w:r>
     </w:p>
     <w:p/>
@@ -3366,20 +3538,20 @@
         <w:rPr>
           <w:b/>
         </w:rPr>
-        <w:t>Mobile M5+</w:t>
+        <w:t>Engagement E2</w:t>
       </w:r>
       <w:r>
-        <w:t xml:space="preserve"> only with a real production HTTPS URL — see </w:t>
+        <w:t xml:space="preserve"> (§6) — FTS lesson search + simple emoji/colour avatars (</w:t>
       </w:r>
       <w:r>
         <w:rPr>
           <w:rFonts w:ascii="Consolas" w:hAnsi="Consolas"/>
           <w:sz w:val="20"/>
         </w:rPr>
-        <w:t>docs/MOBILE.md</w:t>
+        <w:t>docs/ENGAGEMENT_VISUAL.md</w:t>
       </w:r>
       <w:r>
-        <w:t xml:space="preserve"> (M0–M4 done). Optional: confirm device QA on a physical phone before Play screenshots.</w:t>
+        <w:t>).</w:t>
       </w:r>
     </w:p>
     <w:p>
@@ -3390,24 +3562,10 @@
         <w:rPr>
           <w:b/>
         </w:rPr>
-        <w:t>Engagement E1</w:t>
+        <w:t>Engagement E3</w:t>
       </w:r>
       <w:r>
-        <w:t xml:space="preserve"> (§6) — assist smoke + mascot QOTD feed (fast wins).</w:t>
-      </w:r>
-    </w:p>
-    <w:p>
-      <w:pPr>
-        <w:pStyle w:val="ListNumber"/>
-      </w:pPr>
-      <w:r>
-        <w:rPr>
-          <w:b/>
-        </w:rPr>
-        <w:t>Engagement E2 → E3</w:t>
-      </w:r>
-      <w:r>
-        <w:t xml:space="preserve"> — FTS search, avatars, alien buddy, friend accuracy leaderboard.</w:t>
+        <w:t xml:space="preserve"> — alien buddy widget + friend-only weekly quiz-accuracy leaderboard.</w:t>
       </w:r>
     </w:p>
     <w:p>
@@ -3432,6 +3590,30 @@
       </w:r>
       <w:r>
         <w:t xml:space="preserve"> §2.</w:t>
+      </w:r>
+    </w:p>
+    <w:p>
+      <w:pPr>
+        <w:pStyle w:val="ListNumber"/>
+      </w:pPr>
+      <w:r>
+        <w:rPr>
+          <w:b/>
+        </w:rPr>
+        <w:t>Mobile M5+</w:t>
+      </w:r>
+      <w:r>
+        <w:t xml:space="preserve"> only with a real production HTTPS URL — see </w:t>
+      </w:r>
+      <w:r>
+        <w:rPr>
+          <w:rFonts w:ascii="Consolas" w:hAnsi="Consolas"/>
+          <w:sz w:val="20"/>
+        </w:rPr>
+        <w:t>docs/MOBILE.md</w:t>
+      </w:r>
+      <w:r>
+        <w:t xml:space="preserve"> (M0–M4 done).</w:t>
       </w:r>
     </w:p>
     <w:p>

--- a/docs/AI_HANDOFF.docx
+++ b/docs/AI_HANDOFF.docx
@@ -281,10 +281,10 @@
               <w:rPr>
                 <w:b/>
               </w:rPr>
-              <w:t>E1 shipped</w:t>
+              <w:t>E1–E2 shipped</w:t>
             </w:r>
             <w:r>
-              <w:t xml:space="preserve"> (lesson-assist mock smoke + daily </w:t>
+              <w:t xml:space="preserve"> (assist mock smoke, </w:t>
             </w:r>
             <w:r>
               <w:rPr>
@@ -294,13 +294,13 @@
               <w:t>@problem_bot</w:t>
             </w:r>
             <w:r>
-              <w:t xml:space="preserve"> QOTD card). </w:t>
+              <w:t xml:space="preserve"> QOTD card, FTS lesson search, emoji/colour avatars). </w:t>
             </w:r>
             <w:r>
               <w:rPr>
                 <w:b/>
               </w:rPr>
-              <w:t>E2–E3 planned</w:t>
+              <w:t>E3 planned</w:t>
             </w:r>
             <w:r>
               <w:t xml:space="preserve"> — see §6. Visual tokens: </w:t>
@@ -1897,7 +1897,58 @@
                 <w:rFonts w:ascii="Consolas" w:hAnsi="Consolas"/>
                 <w:sz w:val="20"/>
               </w:rPr>
+              <w:t>models/lesson_search.py</w:t>
+            </w:r>
+            <w:r>
+              <w:t xml:space="preserve"> (FTS5), </w:t>
+            </w:r>
+            <w:r>
+              <w:rPr>
+                <w:rFonts w:ascii="Consolas" w:hAnsi="Consolas"/>
+                <w:sz w:val="20"/>
+              </w:rPr>
               <w:t>static/js/site-search.js</w:t>
+            </w:r>
+          </w:p>
+        </w:tc>
+      </w:tr>
+      <w:tr>
+        <w:tc>
+          <w:tcPr>
+            <w:tcW w:type="dxa" w:w="4320"/>
+          </w:tcPr>
+          <w:p>
+            <w:r/>
+            <w:r>
+              <w:t>Avatars</w:t>
+            </w:r>
+          </w:p>
+        </w:tc>
+        <w:tc>
+          <w:tcPr>
+            <w:tcW w:type="dxa" w:w="4320"/>
+          </w:tcPr>
+          <w:p>
+            <w:r/>
+            <w:r>
+              <w:rPr>
+                <w:rFonts w:ascii="Consolas" w:hAnsi="Consolas"/>
+                <w:sz w:val="20"/>
+              </w:rPr>
+              <w:t>models/avatar.py</w:t>
+            </w:r>
+            <w:r>
+              <w:t xml:space="preserve">, </w:t>
+            </w:r>
+            <w:r>
+              <w:rPr>
+                <w:rFonts w:ascii="Consolas" w:hAnsi="Consolas"/>
+                <w:sz w:val="20"/>
+              </w:rPr>
+              <w:t>user_profile_settings.avatar_json</w:t>
+            </w:r>
+            <w:r>
+              <w:t>, settings picker</w:t>
             </w:r>
           </w:p>
         </w:tc>
@@ -2000,7 +2051,7 @@
         <w:rPr>
           <w:b/>
         </w:rPr>
-        <w:t>E1 is shipped.</w:t>
+        <w:t>E1 and E2 are shipped.</w:t>
       </w:r>
       <w:r>
         <w:t xml:space="preserve"> Stretch / content-depth items are </w:t>
@@ -2022,7 +2073,7 @@
         <w:t>docs/POTENTIAL_FUTURE_FUNCTIONALITY.md</w:t>
       </w:r>
       <w:r>
-        <w:t xml:space="preserve"> §3.0. Light visual tokens for E2–E3: </w:t>
+        <w:t xml:space="preserve"> §3.0. Light visual tokens for E3: </w:t>
       </w:r>
       <w:r>
         <w:rPr>
@@ -3058,7 +3109,56 @@
         <w:t>E2 exit:</w:t>
       </w:r>
       <w:r>
-        <w:t xml:space="preserve"> Search returns lesson-keyword hits; users can set and see a simple avatar.</w:t>
+        <w:t xml:space="preserve"> Search returns lesson-keyword hits; users can set and see a simple avatar. </w:t>
+      </w:r>
+      <w:r>
+        <w:rPr>
+          <w:b/>
+        </w:rPr>
+        <w:t>Shipped 2026-08-15</w:t>
+      </w:r>
+      <w:r>
+        <w:t xml:space="preserve"> (</w:t>
+      </w:r>
+      <w:r>
+        <w:rPr>
+          <w:rFonts w:ascii="Consolas" w:hAnsi="Consolas"/>
+          <w:sz w:val="20"/>
+        </w:rPr>
+        <w:t>models/lesson_search.py</w:t>
+      </w:r>
+      <w:r>
+        <w:t xml:space="preserve">, </w:t>
+      </w:r>
+      <w:r>
+        <w:rPr>
+          <w:rFonts w:ascii="Consolas" w:hAnsi="Consolas"/>
+          <w:sz w:val="20"/>
+        </w:rPr>
+        <w:t>models/avatar.py</w:t>
+      </w:r>
+      <w:r>
+        <w:t xml:space="preserve">, </w:t>
+      </w:r>
+      <w:r>
+        <w:rPr>
+          <w:rFonts w:ascii="Consolas" w:hAnsi="Consolas"/>
+          <w:sz w:val="20"/>
+        </w:rPr>
+        <w:t>scripts/test_user_search_smoke.py</w:t>
+      </w:r>
+      <w:r>
+        <w:t xml:space="preserve">, </w:t>
+      </w:r>
+      <w:r>
+        <w:rPr>
+          <w:rFonts w:ascii="Consolas" w:hAnsi="Consolas"/>
+          <w:sz w:val="20"/>
+        </w:rPr>
+        <w:t>scripts/test_avatar_smoke.py</w:t>
+      </w:r>
+      <w:r>
+        <w:t>).</w:t>
       </w:r>
     </w:p>
     <w:p/>
@@ -3538,34 +3638,10 @@
         <w:rPr>
           <w:b/>
         </w:rPr>
-        <w:t>Engagement E2</w:t>
-      </w:r>
-      <w:r>
-        <w:t xml:space="preserve"> (§6) — FTS lesson search + simple emoji/colour avatars (</w:t>
-      </w:r>
-      <w:r>
-        <w:rPr>
-          <w:rFonts w:ascii="Consolas" w:hAnsi="Consolas"/>
-          <w:sz w:val="20"/>
-        </w:rPr>
-        <w:t>docs/ENGAGEMENT_VISUAL.md</w:t>
-      </w:r>
-      <w:r>
-        <w:t>).</w:t>
-      </w:r>
-    </w:p>
-    <w:p>
-      <w:pPr>
-        <w:pStyle w:val="ListNumber"/>
-      </w:pPr>
-      <w:r>
-        <w:rPr>
-          <w:b/>
-        </w:rPr>
         <w:t>Engagement E3</w:t>
       </w:r>
       <w:r>
-        <w:t xml:space="preserve"> — alien buddy widget + friend-only weekly quiz-accuracy leaderboard.</w:t>
+        <w:t xml:space="preserve"> (§6) — alien buddy widget + friend-only weekly quiz-accuracy leaderboard.</w:t>
       </w:r>
     </w:p>
     <w:p>

--- a/docs/AI_HANDOFF.docx
+++ b/docs/AI_HANDOFF.docx
@@ -1900,7 +1900,7 @@
               <w:t>models/lesson_search.py</w:t>
             </w:r>
             <w:r>
-              <w:t xml:space="preserve"> (FTS5), </w:t>
+              <w:t xml:space="preserve"> (FTS5 over metadata + lesson HTML), </w:t>
             </w:r>
             <w:r>
               <w:rPr>
@@ -3109,7 +3109,7 @@
         <w:t>E2 exit:</w:t>
       </w:r>
       <w:r>
-        <w:t xml:space="preserve"> Search returns lesson-keyword hits; users can set and see a simple avatar. </w:t>
+        <w:t xml:space="preserve"> Search returns lesson-keyword hits (including stripped lesson HTML); users can set and see a simple avatar. </w:t>
       </w:r>
       <w:r>
         <w:rPr>

--- a/docs/AI_HANDOFF.docx
+++ b/docs/AI_HANDOFF.docx
@@ -281,7 +281,7 @@
               <w:rPr>
                 <w:b/>
               </w:rPr>
-              <w:t>E1–E2 shipped</w:t>
+              <w:t>E1–E3 shipped</w:t>
             </w:r>
             <w:r>
               <w:t xml:space="preserve"> (assist mock smoke, </w:t>
@@ -294,16 +294,7 @@
               <w:t>@problem_bot</w:t>
             </w:r>
             <w:r>
-              <w:t xml:space="preserve"> QOTD card, FTS lesson search, emoji/colour avatars). </w:t>
-            </w:r>
-            <w:r>
-              <w:rPr>
-                <w:b/>
-              </w:rPr>
-              <w:t>E3 planned</w:t>
-            </w:r>
-            <w:r>
-              <w:t xml:space="preserve"> — see §6. Visual tokens: </w:t>
+              <w:t xml:space="preserve"> QOTD card, FTS lesson search, emoji/colour avatars, alien buddy, friend quiz-accuracy leaderboard). Visual tokens: </w:t>
             </w:r>
             <w:r>
               <w:rPr>
@@ -1733,6 +1724,54 @@
           <w:p>
             <w:r/>
             <w:r>
+              <w:t>Alien buddy</w:t>
+            </w:r>
+          </w:p>
+        </w:tc>
+        <w:tc>
+          <w:tcPr>
+            <w:tcW w:type="dxa" w:w="4320"/>
+          </w:tcPr>
+          <w:p>
+            <w:r/>
+            <w:r>
+              <w:rPr>
+                <w:rFonts w:ascii="Consolas" w:hAnsi="Consolas"/>
+                <w:sz w:val="20"/>
+              </w:rPr>
+              <w:t>models/buddy.py</w:t>
+            </w:r>
+            <w:r>
+              <w:t xml:space="preserve">, </w:t>
+            </w:r>
+            <w:r>
+              <w:rPr>
+                <w:rFonts w:ascii="Consolas" w:hAnsi="Consolas"/>
+                <w:sz w:val="20"/>
+              </w:rPr>
+              <w:t>static/js/buddy.js</w:t>
+            </w:r>
+            <w:r>
+              <w:t xml:space="preserve">, </w:t>
+            </w:r>
+            <w:r>
+              <w:rPr>
+                <w:rFonts w:ascii="Consolas" w:hAnsi="Consolas"/>
+                <w:sz w:val="20"/>
+              </w:rPr>
+              <w:t>GET /api/v1/me/buddy</w:t>
+            </w:r>
+          </w:p>
+        </w:tc>
+      </w:tr>
+      <w:tr>
+        <w:tc>
+          <w:tcPr>
+            <w:tcW w:type="dxa" w:w="4320"/>
+          </w:tcPr>
+          <w:p>
+            <w:r/>
+            <w:r>
               <w:t>Generators</w:t>
             </w:r>
           </w:p>
@@ -2051,7 +2090,7 @@
         <w:rPr>
           <w:b/>
         </w:rPr>
-        <w:t>E1 and E2 are shipped.</w:t>
+        <w:t>E1–E3 are shipped.</w:t>
       </w:r>
       <w:r>
         <w:t xml:space="preserve"> Stretch / content-depth items are </w:t>
@@ -2073,7 +2112,7 @@
         <w:t>docs/POTENTIAL_FUTURE_FUNCTIONALITY.md</w:t>
       </w:r>
       <w:r>
-        <w:t xml:space="preserve"> §3.0. Light visual tokens for E3: </w:t>
+        <w:t xml:space="preserve"> §3.0. Light visual tokens: </w:t>
       </w:r>
       <w:r>
         <w:rPr>
@@ -3581,7 +3620,46 @@
         <w:t>E3 exit:</w:t>
       </w:r>
       <w:r>
-        <w:t xml:space="preserve"> Buddy appears with at least three message types; friends can see weekly accuracy ranking among their graph.</w:t>
+        <w:t xml:space="preserve"> Buddy appears with at least three message types; friends can see weekly accuracy ranking among their graph. </w:t>
+      </w:r>
+      <w:r>
+        <w:rPr>
+          <w:b/>
+        </w:rPr>
+        <w:t>Shipped 2026-08-15</w:t>
+      </w:r>
+      <w:r>
+        <w:t xml:space="preserve"> (</w:t>
+      </w:r>
+      <w:r>
+        <w:rPr>
+          <w:rFonts w:ascii="Consolas" w:hAnsi="Consolas"/>
+          <w:sz w:val="20"/>
+        </w:rPr>
+        <w:t>models/buddy.py</w:t>
+      </w:r>
+      <w:r>
+        <w:t xml:space="preserve">, </w:t>
+      </w:r>
+      <w:r>
+        <w:rPr>
+          <w:rFonts w:ascii="Consolas" w:hAnsi="Consolas"/>
+          <w:sz w:val="20"/>
+        </w:rPr>
+        <w:t>friend_accuracy_leaderboard</w:t>
+      </w:r>
+      <w:r>
+        <w:t xml:space="preserve">, </w:t>
+      </w:r>
+      <w:r>
+        <w:rPr>
+          <w:rFonts w:ascii="Consolas" w:hAnsi="Consolas"/>
+          <w:sz w:val="20"/>
+        </w:rPr>
+        <w:t>scripts/test_buddy_smoke.py</w:t>
+      </w:r>
+      <w:r>
+        <w:t>).</w:t>
       </w:r>
     </w:p>
     <w:p/>
@@ -3628,20 +3706,6 @@
     <w:p>
       <w:r>
         <w:t>Pick based on product priority; items are independent enough to sequence differently if needed:</w:t>
-      </w:r>
-    </w:p>
-    <w:p>
-      <w:pPr>
-        <w:pStyle w:val="ListNumber"/>
-      </w:pPr>
-      <w:r>
-        <w:rPr>
-          <w:b/>
-        </w:rPr>
-        <w:t>Engagement E3</w:t>
-      </w:r>
-      <w:r>
-        <w:t xml:space="preserve"> (§6) — alien buddy widget + friend-only weekly quiz-accuracy leaderboard.</w:t>
       </w:r>
     </w:p>
     <w:p>

--- a/docs/AI_HANDOFF.docx
+++ b/docs/AI_HANDOFF.docx
@@ -18,7 +18,7 @@
         <w:t>Last updated:</w:t>
       </w:r>
       <w:r>
-        <w:t xml:space="preserve"> 2026-08-15</w:t>
+        <w:t xml:space="preserve"> 2026-08-16</w:t>
       </w:r>
     </w:p>
     <w:p>
@@ -218,7 +218,7 @@
               <w:rPr>
                 <w:b/>
               </w:rPr>
-              <w:t>Mobile polish (app-like PWA)</w:t>
+              <w:t>Security + UK GDPR compliance</w:t>
             </w:r>
           </w:p>
         </w:tc>
@@ -232,19 +232,19 @@
               <w:rPr>
                 <w:b/>
               </w:rPr>
-              <w:t>Done (M0–M4)</w:t>
-            </w:r>
-            <w:r>
-              <w:t xml:space="preserve"> — foundation, practice UX, app chrome, lessons/diagrams, PWA polish + device QA. </w:t>
+              <w:t>Planned, fully specified — `docs/SECURITY_AND_GDPR.md`.</w:t>
+            </w:r>
+            <w:r>
+              <w:t xml:space="preserve"> Phase </w:t>
             </w:r>
             <w:r>
               <w:rPr>
                 <w:b/>
               </w:rPr>
-              <w:t>M5–M7</w:t>
-            </w:r>
-            <w:r>
-              <w:t xml:space="preserve"> HTTPS → TWA → Play Android when a production URL exists — see </w:t>
+              <w:t>S0 is a launch blocker</w:t>
+            </w:r>
+            <w:r>
+              <w:t xml:space="preserve">: no privacy notice, no account deletion, no data export, no DPIA, public-by-default profiles for a 13+ audience. Do S0 with (not after) </w:t>
             </w:r>
             <w:r>
               <w:rPr>
@@ -252,6 +252,9 @@
                 <w:sz w:val="20"/>
               </w:rPr>
               <w:t>docs/MOBILE.md</w:t>
+            </w:r>
+            <w:r>
+              <w:t xml:space="preserve"> M5</w:t>
             </w:r>
           </w:p>
         </w:tc>
@@ -267,7 +270,7 @@
               <w:rPr>
                 <w:b/>
               </w:rPr>
-              <w:t>Engagement roadmap (E1–E3)</w:t>
+              <w:t>Mobile polish (app-like PWA)</w:t>
             </w:r>
           </w:p>
         </w:tc>
@@ -281,27 +284,26 @@
               <w:rPr>
                 <w:b/>
               </w:rPr>
-              <w:t>E1–E3 shipped</w:t>
-            </w:r>
-            <w:r>
-              <w:t xml:space="preserve"> (assist mock smoke, </w:t>
+              <w:t>Done (M0–M4)</w:t>
+            </w:r>
+            <w:r>
+              <w:t xml:space="preserve"> — foundation, practice UX, app chrome, lessons/diagrams, PWA polish + device QA. </w:t>
+            </w:r>
+            <w:r>
+              <w:rPr>
+                <w:b/>
+              </w:rPr>
+              <w:t>M5–M7</w:t>
+            </w:r>
+            <w:r>
+              <w:t xml:space="preserve"> HTTPS → TWA → Play Android when a production URL exists — see </w:t>
             </w:r>
             <w:r>
               <w:rPr>
                 <w:rFonts w:ascii="Consolas" w:hAnsi="Consolas"/>
                 <w:sz w:val="20"/>
               </w:rPr>
-              <w:t>@problem_bot</w:t>
-            </w:r>
-            <w:r>
-              <w:t xml:space="preserve"> QOTD card, FTS lesson search, emoji/colour avatars, alien buddy, friend quiz-accuracy leaderboard). Visual tokens: </w:t>
-            </w:r>
-            <w:r>
-              <w:rPr>
-                <w:rFonts w:ascii="Consolas" w:hAnsi="Consolas"/>
-                <w:sz w:val="20"/>
-              </w:rPr>
-              <w:t>docs/ENGAGEMENT_VISUAL.md</w:t>
+              <w:t>docs/MOBILE.md</w:t>
             </w:r>
           </w:p>
         </w:tc>
@@ -317,7 +319,7 @@
               <w:rPr>
                 <w:b/>
               </w:rPr>
-              <w:t>G8 teacher / class mode</w:t>
+              <w:t>Engagement roadmap (E1–E3)</w:t>
             </w:r>
           </w:p>
         </w:tc>
@@ -328,17 +330,30 @@
           <w:p>
             <w:r/>
             <w:r>
-              <w:t xml:space="preserve">Designed, not implemented. See </w:t>
+              <w:rPr>
+                <w:b/>
+              </w:rPr>
+              <w:t>E1–E3 shipped</w:t>
+            </w:r>
+            <w:r>
+              <w:t xml:space="preserve"> (assist mock smoke, </w:t>
             </w:r>
             <w:r>
               <w:rPr>
                 <w:rFonts w:ascii="Consolas" w:hAnsi="Consolas"/>
                 <w:sz w:val="20"/>
               </w:rPr>
-              <w:t>docs/POTENTIAL_FUTURE_FUNCTIONALITY.md</w:t>
-            </w:r>
-            <w:r>
-              <w:t xml:space="preserve"> §2</w:t>
+              <w:t>@problem_bot</w:t>
+            </w:r>
+            <w:r>
+              <w:t xml:space="preserve"> QOTD card, FTS lesson search, emoji/colour avatars, alien buddy, friend quiz-accuracy leaderboard). Visual tokens: </w:t>
+            </w:r>
+            <w:r>
+              <w:rPr>
+                <w:rFonts w:ascii="Consolas" w:hAnsi="Consolas"/>
+                <w:sz w:val="20"/>
+              </w:rPr>
+              <w:t>docs/ENGAGEMENT_VISUAL.md</w:t>
             </w:r>
           </w:p>
         </w:tc>
@@ -354,7 +369,7 @@
               <w:rPr>
                 <w:b/>
               </w:rPr>
-              <w:t>Engagement stretch (E4)</w:t>
+              <w:t>G8 teacher / class mode</w:t>
             </w:r>
           </w:p>
         </w:tc>
@@ -365,7 +380,7 @@
           <w:p>
             <w:r/>
             <w:r>
-              <w:t xml:space="preserve">Long-term — see </w:t>
+              <w:t xml:space="preserve">Designed, not implemented. See </w:t>
             </w:r>
             <w:r>
               <w:rPr>
@@ -375,7 +390,140 @@
               <w:t>docs/POTENTIAL_FUTURE_FUNCTIONALITY.md</w:t>
             </w:r>
             <w:r>
-              <w:t xml:space="preserve"> §3.0</w:t>
+              <w:t xml:space="preserve"> §2</w:t>
+            </w:r>
+          </w:p>
+        </w:tc>
+      </w:tr>
+      <w:tr>
+        <w:tc>
+          <w:tcPr>
+            <w:tcW w:type="dxa" w:w="4320"/>
+          </w:tcPr>
+          <w:p>
+            <w:r/>
+            <w:r>
+              <w:rPr>
+                <w:b/>
+              </w:rPr>
+              <w:t>Real-world question style (E4.1)</w:t>
+            </w:r>
+          </w:p>
+        </w:tc>
+        <w:tc>
+          <w:tcPr>
+            <w:tcW w:type="dxa" w:w="4320"/>
+          </w:tcPr>
+          <w:p>
+            <w:r/>
+            <w:r>
+              <w:rPr>
+                <w:b/>
+              </w:rPr>
+              <w:t>Planned, fully specified</w:t>
+            </w:r>
+            <w:r>
+              <w:t xml:space="preserve"> — </w:t>
+            </w:r>
+            <w:r>
+              <w:rPr>
+                <w:rFonts w:ascii="Consolas" w:hAnsi="Consolas"/>
+                <w:sz w:val="20"/>
+              </w:rPr>
+              <w:t>docs/REAL_WORLD_QUESTIONS.md</w:t>
+            </w:r>
+            <w:r>
+              <w:t>. Third generator mode (</w:t>
+            </w:r>
+            <w:r>
+              <w:rPr>
+                <w:rFonts w:ascii="Consolas" w:hAnsi="Consolas"/>
+                <w:sz w:val="20"/>
+              </w:rPr>
+              <w:t>real_world</w:t>
+            </w:r>
+            <w:r>
+              <w:t>) across percentages, ratio, compound measures</w:t>
+            </w:r>
+          </w:p>
+        </w:tc>
+      </w:tr>
+      <w:tr>
+        <w:tc>
+          <w:tcPr>
+            <w:tcW w:type="dxa" w:w="4320"/>
+          </w:tcPr>
+          <w:p>
+            <w:r/>
+            <w:r>
+              <w:rPr>
+                <w:b/>
+              </w:rPr>
+              <w:t>Engagement E5 (retention polish)</w:t>
+            </w:r>
+          </w:p>
+        </w:tc>
+        <w:tc>
+          <w:tcPr>
+            <w:tcW w:type="dxa" w:w="4320"/>
+          </w:tcPr>
+          <w:p>
+            <w:r/>
+            <w:r>
+              <w:rPr>
+                <w:b/>
+              </w:rPr>
+              <w:t>E5.2 shipped 2026-08-16</w:t>
+            </w:r>
+            <w:r>
+              <w:t xml:space="preserve"> (four extra badges). Rest planned — </w:t>
+            </w:r>
+            <w:r>
+              <w:rPr>
+                <w:rFonts w:ascii="Consolas" w:hAnsi="Consolas"/>
+                <w:sz w:val="20"/>
+              </w:rPr>
+              <w:t>docs/ENGAGEMENT_E5.md</w:t>
+            </w:r>
+            <w:r>
+              <w:t>. Buddy v0.5, QOTD week, streak freeze, avatar unlocks, planner dropdown, push (HTTPS-gated)</w:t>
+            </w:r>
+          </w:p>
+        </w:tc>
+      </w:tr>
+      <w:tr>
+        <w:tc>
+          <w:tcPr>
+            <w:tcW w:type="dxa" w:w="4320"/>
+          </w:tcPr>
+          <w:p>
+            <w:r/>
+            <w:r>
+              <w:rPr>
+                <w:b/>
+              </w:rPr>
+              <w:t>Engagement stretch (E4.2–E4.3)</w:t>
+            </w:r>
+          </w:p>
+        </w:tc>
+        <w:tc>
+          <w:tcPr>
+            <w:tcW w:type="dxa" w:w="4320"/>
+          </w:tcPr>
+          <w:p>
+            <w:r/>
+            <w:r>
+              <w:t xml:space="preserve">Long-term — see </w:t>
+            </w:r>
+            <w:r>
+              <w:rPr>
+                <w:rFonts w:ascii="Consolas" w:hAnsi="Consolas"/>
+                <w:sz w:val="20"/>
+              </w:rPr>
+              <w:t>docs/POTENTIAL_FUTURE_FUNCTIONALITY.md</w:t>
+            </w:r>
+            <w:r>
+              <w:t xml:space="preserve"> §3.0 (mascot farm, Desmos-class graphs)</w:t>
             </w:r>
           </w:p>
         </w:tc>
@@ -743,7 +891,7 @@
               <w:rPr>
                 <w:b/>
               </w:rPr>
-              <w:t>4</w:t>
+              <w:t>3b</w:t>
             </w:r>
           </w:p>
         </w:tc>
@@ -758,7 +906,7 @@
                 <w:rFonts w:ascii="Consolas" w:hAnsi="Consolas"/>
                 <w:sz w:val="20"/>
               </w:rPr>
-              <w:t>docs/POTENTIAL_FUTURE_FUNCTIONALITY.md</w:t>
+              <w:t>docs/SECURITY_AND_GDPR.md</w:t>
             </w:r>
           </w:p>
         </w:tc>
@@ -769,7 +917,13 @@
           <w:p>
             <w:r/>
             <w:r>
-              <w:t>G8 design + engagement E4 + other future ideas</w:t>
+              <w:t xml:space="preserve">Compliance gaps, data inventory, and the phased S0–S3 plan. </w:t>
+            </w:r>
+            <w:r>
+              <w:rPr>
+                <w:b/>
+              </w:rPr>
+              <w:t>Read before touching auth, personal data, defaults, or anything that leaves the server</w:t>
             </w:r>
           </w:p>
         </w:tc>
@@ -785,7 +939,7 @@
               <w:rPr>
                 <w:b/>
               </w:rPr>
-              <w:t>5</w:t>
+              <w:t>4</w:t>
             </w:r>
           </w:p>
         </w:tc>
@@ -800,7 +954,7 @@
                 <w:rFonts w:ascii="Consolas" w:hAnsi="Consolas"/>
                 <w:sz w:val="20"/>
               </w:rPr>
-              <w:t>docs/API.md</w:t>
+              <w:t>docs/POTENTIAL_FUTURE_FUNCTIONALITY.md</w:t>
             </w:r>
           </w:p>
         </w:tc>
@@ -811,17 +965,7 @@
           <w:p>
             <w:r/>
             <w:r>
-              <w:t xml:space="preserve">REST </w:t>
-            </w:r>
-            <w:r>
-              <w:rPr>
-                <w:rFonts w:ascii="Consolas" w:hAnsi="Consolas"/>
-                <w:sz w:val="20"/>
-              </w:rPr>
-              <w:t>/api/v1/*</w:t>
-            </w:r>
-            <w:r>
-              <w:t xml:space="preserve"> contracts when touching APIs</w:t>
+              <w:t>G8 design + engagement E4 + other future ideas</w:t>
             </w:r>
           </w:p>
         </w:tc>
@@ -837,7 +981,7 @@
               <w:rPr>
                 <w:b/>
               </w:rPr>
-              <w:t>6</w:t>
+              <w:t>5</w:t>
             </w:r>
           </w:p>
         </w:tc>
@@ -852,7 +996,7 @@
                 <w:rFonts w:ascii="Consolas" w:hAnsi="Consolas"/>
                 <w:sz w:val="20"/>
               </w:rPr>
-              <w:t>docs/DEPLOY.md</w:t>
+              <w:t>docs/API.md</w:t>
             </w:r>
           </w:p>
         </w:tc>
@@ -863,7 +1007,137 @@
           <w:p>
             <w:r/>
             <w:r>
+              <w:t xml:space="preserve">REST </w:t>
+            </w:r>
+            <w:r>
+              <w:rPr>
+                <w:rFonts w:ascii="Consolas" w:hAnsi="Consolas"/>
+                <w:sz w:val="20"/>
+              </w:rPr>
+              <w:t>/api/v1/*</w:t>
+            </w:r>
+            <w:r>
+              <w:t xml:space="preserve"> contracts when touching APIs</w:t>
+            </w:r>
+          </w:p>
+        </w:tc>
+      </w:tr>
+      <w:tr>
+        <w:tc>
+          <w:tcPr>
+            <w:tcW w:type="dxa" w:w="2880"/>
+          </w:tcPr>
+          <w:p>
+            <w:r/>
+            <w:r>
+              <w:rPr>
+                <w:b/>
+              </w:rPr>
+              <w:t>6</w:t>
+            </w:r>
+          </w:p>
+        </w:tc>
+        <w:tc>
+          <w:tcPr>
+            <w:tcW w:type="dxa" w:w="2880"/>
+          </w:tcPr>
+          <w:p>
+            <w:r/>
+            <w:r>
+              <w:rPr>
+                <w:rFonts w:ascii="Consolas" w:hAnsi="Consolas"/>
+                <w:sz w:val="20"/>
+              </w:rPr>
+              <w:t>docs/DEPLOY.md</w:t>
+            </w:r>
+          </w:p>
+        </w:tc>
+        <w:tc>
+          <w:tcPr>
+            <w:tcW w:type="dxa" w:w="2880"/>
+          </w:tcPr>
+          <w:p>
+            <w:r/>
+            <w:r>
               <w:t>Env, HTTPS, backups, smoke, production checklist</w:t>
+            </w:r>
+          </w:p>
+        </w:tc>
+      </w:tr>
+      <w:tr>
+        <w:tc>
+          <w:tcPr>
+            <w:tcW w:type="dxa" w:w="2880"/>
+          </w:tcPr>
+          <w:p>
+            <w:r/>
+            <w:r>
+              <w:t>*before starting E4.1*</w:t>
+            </w:r>
+          </w:p>
+        </w:tc>
+        <w:tc>
+          <w:tcPr>
+            <w:tcW w:type="dxa" w:w="2880"/>
+          </w:tcPr>
+          <w:p>
+            <w:r/>
+            <w:r>
+              <w:rPr>
+                <w:rFonts w:ascii="Consolas" w:hAnsi="Consolas"/>
+                <w:sz w:val="20"/>
+              </w:rPr>
+              <w:t>docs/REAL_WORLD_QUESTIONS.md</w:t>
+            </w:r>
+          </w:p>
+        </w:tc>
+        <w:tc>
+          <w:tcPr>
+            <w:tcW w:type="dxa" w:w="2880"/>
+          </w:tcPr>
+          <w:p>
+            <w:r/>
+            <w:r>
+              <w:t>Step-by-step plan for the real-world generator mode</w:t>
+            </w:r>
+          </w:p>
+        </w:tc>
+      </w:tr>
+      <w:tr>
+        <w:tc>
+          <w:tcPr>
+            <w:tcW w:type="dxa" w:w="2880"/>
+          </w:tcPr>
+          <w:p>
+            <w:r/>
+            <w:r>
+              <w:t>*before starting E5*</w:t>
+            </w:r>
+          </w:p>
+        </w:tc>
+        <w:tc>
+          <w:tcPr>
+            <w:tcW w:type="dxa" w:w="2880"/>
+          </w:tcPr>
+          <w:p>
+            <w:r/>
+            <w:r>
+              <w:rPr>
+                <w:rFonts w:ascii="Consolas" w:hAnsi="Consolas"/>
+                <w:sz w:val="20"/>
+              </w:rPr>
+              <w:t>docs/ENGAGEMENT_E5.md</w:t>
+            </w:r>
+          </w:p>
+        </w:tc>
+        <w:tc>
+          <w:tcPr>
+            <w:tcW w:type="dxa" w:w="2880"/>
+          </w:tcPr>
+          <w:p>
+            <w:r/>
+            <w:r>
+              <w:t>Step-by-step plan for buddy v0.5, badges, QOTD week, streak freeze, avatar unlocks</w:t>
             </w:r>
           </w:p>
         </w:tc>
@@ -1328,6 +1602,72 @@
         <w:t xml:space="preserve"> for learner competition (no global public ranking of minors) — safeguarding default for E3.</w:t>
       </w:r>
     </w:p>
+    <w:p>
+      <w:pPr>
+        <w:pStyle w:val="ListNumber"/>
+      </w:pPr>
+      <w:r>
+        <w:rPr>
+          <w:b/>
+        </w:rPr>
+        <w:t>Never send a handle, email, or user ID to an external AI provider.</w:t>
+      </w:r>
+      <w:r>
+        <w:t xml:space="preserve"> Lesson assist may send lesson text and the student's typed question only, and only when explicitly enabled.</w:t>
+      </w:r>
+    </w:p>
+    <w:p>
+      <w:pPr>
+        <w:pStyle w:val="ListNumber"/>
+      </w:pPr>
+      <w:r>
+        <w:rPr>
+          <w:b/>
+        </w:rPr>
+        <w:t>No analytics, advertising, or third-party tracking.</w:t>
+      </w:r>
+      <w:r>
+        <w:t xml:space="preserve"> The site needs no cookie-consent banner precisely because none exists; adding any requires a consent flow and a rewritten privacy notice in the same release.</w:t>
+      </w:r>
+    </w:p>
+    <w:p>
+      <w:pPr>
+        <w:pStyle w:val="ListNumber"/>
+      </w:pPr>
+      <w:r>
+        <w:rPr>
+          <w:b/>
+        </w:rPr>
+        <w:t>Anything that makes a child more visible to others defaults to off.</w:t>
+      </w:r>
+      <w:r>
+        <w:t xml:space="preserve"> See </w:t>
+      </w:r>
+      <w:r>
+        <w:rPr>
+          <w:rFonts w:ascii="Consolas" w:hAnsi="Consolas"/>
+          <w:sz w:val="20"/>
+        </w:rPr>
+        <w:t>docs/SECURITY_AND_GDPR.md</w:t>
+      </w:r>
+      <w:r>
+        <w:t xml:space="preserve"> §S0.3.</w:t>
+      </w:r>
+    </w:p>
+    <w:p>
+      <w:pPr>
+        <w:pStyle w:val="ListNumber"/>
+      </w:pPr>
+      <w:r>
+        <w:rPr>
+          <w:b/>
+        </w:rPr>
+        <w:t>Never store a raw IP address</w:t>
+      </w:r>
+      <w:r>
+        <w:t xml:space="preserve"> where a keyed hash serves the same purpose (rate-limit and usage buckets are compared, never read back).</w:t>
+      </w:r>
+    </w:p>
     <w:p/>
     <w:p>
       <w:pPr>
@@ -2079,7 +2419,7 @@
         <w:pStyle w:val="Heading1"/>
       </w:pPr>
       <w:r>
-        <w:t>6. Engagement roadmap (Phases E1–E3)</w:t>
+        <w:t>6. Engagement roadmap (E1–E5)</w:t>
       </w:r>
     </w:p>
     <w:p>
@@ -2090,29 +2430,28 @@
         <w:rPr>
           <w:b/>
         </w:rPr>
-        <w:t>E1–E3 are shipped.</w:t>
+        <w:t>E1–E3 are shipped. E5.2 (badges) is shipped.</w:t>
       </w:r>
       <w:r>
-        <w:t xml:space="preserve"> Stretch / content-depth items are </w:t>
+        <w:t xml:space="preserve"> </w:t>
       </w:r>
       <w:r>
         <w:rPr>
           <w:b/>
         </w:rPr>
-        <w:t>Phase E4</w:t>
+        <w:t>E4.1</w:t>
       </w:r>
       <w:r>
-        <w:t xml:space="preserve"> in </w:t>
+        <w:t xml:space="preserve"> (real-world question style) and the rest of </w:t>
       </w:r>
       <w:r>
         <w:rPr>
-          <w:rFonts w:ascii="Consolas" w:hAnsi="Consolas"/>
-          <w:sz w:val="20"/>
+          <w:b/>
         </w:rPr>
-        <w:t>docs/POTENTIAL_FUTURE_FUNCTIONALITY.md</w:t>
+        <w:t>E5</w:t>
       </w:r>
       <w:r>
-        <w:t xml:space="preserve"> §3.0. Light visual tokens: </w:t>
+        <w:t xml:space="preserve"> are planned and have their own step-by-step docs. Light visual tokens: </w:t>
       </w:r>
       <w:r>
         <w:rPr>
@@ -2126,11 +2465,6 @@
       </w:r>
     </w:p>
     <w:p>
-      <w:r>
-        <w:t>Suggested calendar (flexible): E1 ≈ weeks 1–2, E2 ≈ weeks 3–4, E3 ≈ weeks 5–6.</w:t>
-      </w:r>
-    </w:p>
-    <w:p>
       <w:pPr>
         <w:ind w:left="360"/>
       </w:pPr>
@@ -2141,17 +2475,21 @@
         </w:rPr>
         <w:t>flowchart LR</w:t>
         <w:br/>
-        <w:t xml:space="preserve">  E1[E1_Foundation]</w:t>
+        <w:t xml:space="preserve">  E1[E1_Foundation_shipped]</w:t>
         <w:br/>
-        <w:t xml:space="preserve">  E2[E2_Discovery_Identity]</w:t>
+        <w:t xml:space="preserve">  E2[E2_Discovery_Identity_shipped]</w:t>
         <w:br/>
-        <w:t xml:space="preserve">  E3[E3_Sticky_Gamification]</w:t>
+        <w:t xml:space="preserve">  E3[E3_Sticky_Gamification_shipped]</w:t>
         <w:br/>
-        <w:t xml:space="preserve">  E4[E4_Content_Depth_future_doc]</w:t>
+        <w:t xml:space="preserve">  E5[E5_Retention_Polish_in_progress]</w:t>
+        <w:br/>
+        <w:t xml:space="preserve">  E4[E4_1_Real_World_Questions_planned]</w:t>
         <w:br/>
         <w:t xml:space="preserve">  E1 --&gt; E2 --&gt; E3</w:t>
         <w:br/>
-        <w:t xml:space="preserve">  E3 -.-&gt; E4</w:t>
+        <w:t xml:space="preserve">  E3 --&gt; E5</w:t>
+        <w:br/>
+        <w:t xml:space="preserve">  E3 --&gt; E4</w:t>
       </w:r>
     </w:p>
     <w:p>
@@ -3673,7 +4011,7 @@
     </w:p>
     <w:p>
       <w:r>
-        <w:t xml:space="preserve">Documented in </w:t>
+        <w:t xml:space="preserve">Three items were scoped in </w:t>
       </w:r>
       <w:r>
         <w:rPr>
@@ -3682,16 +4020,226 @@
         <w:t>`docs/POTENTIAL_FUTURE_FUNCTIONALITY.md` §3.0</w:t>
       </w:r>
       <w:r>
-        <w:t xml:space="preserve"> (real-world question styles, sub-mascot farm, Desmos-like graphs). Do </w:t>
+        <w:t>. Only the first is worth doing now:</w:t>
+      </w:r>
+    </w:p>
+    <w:tbl>
+      <w:tblPr>
+        <w:tblStyle w:val="TableGrid"/>
+        <w:tblW w:type="auto" w:w="0"/>
+        <w:tblLook w:firstColumn="1" w:firstRow="1" w:lastColumn="0" w:lastRow="0" w:noHBand="0" w:noVBand="1" w:val="04A0"/>
+      </w:tblPr>
+      <w:tblGrid>
+        <w:gridCol w:w="4320"/>
+        <w:gridCol w:w="4320"/>
+      </w:tblGrid>
+      <w:tr>
+        <w:tc>
+          <w:tcPr>
+            <w:tcW w:type="dxa" w:w="4320"/>
+            <w:shd w:fill="E8EEF4" w:val="clear"/>
+          </w:tcPr>
+          <w:p>
+            <w:r/>
+            <w:r>
+              <w:rPr>
+                <w:b/>
+              </w:rPr>
+              <w:t>Item</w:t>
+            </w:r>
+          </w:p>
+        </w:tc>
+        <w:tc>
+          <w:tcPr>
+            <w:tcW w:type="dxa" w:w="4320"/>
+            <w:shd w:fill="E8EEF4" w:val="clear"/>
+          </w:tcPr>
+          <w:p>
+            <w:r/>
+            <w:r>
+              <w:rPr>
+                <w:b/>
+              </w:rPr>
+              <w:t>Verdict</w:t>
+            </w:r>
+          </w:p>
+        </w:tc>
+      </w:tr>
+      <w:tr>
+        <w:tc>
+          <w:tcPr>
+            <w:tcW w:type="dxa" w:w="4320"/>
+          </w:tcPr>
+          <w:p>
+            <w:r/>
+            <w:r>
+              <w:rPr>
+                <w:b/>
+              </w:rPr>
+              <w:t>E4.1 Real-world question styles</w:t>
+            </w:r>
+          </w:p>
+        </w:tc>
+        <w:tc>
+          <w:tcPr>
+            <w:tcW w:type="dxa" w:w="4320"/>
+          </w:tcPr>
+          <w:p>
+            <w:r/>
+            <w:r>
+              <w:rPr>
+                <w:b/>
+              </w:rPr>
+              <w:t>Do this</w:t>
+            </w:r>
+            <w:r>
+              <w:t xml:space="preserve"> — content work plus one new mode string. Full plan: </w:t>
+            </w:r>
+            <w:r>
+              <w:rPr>
+                <w:rFonts w:ascii="Consolas" w:hAnsi="Consolas"/>
+                <w:sz w:val="20"/>
+              </w:rPr>
+              <w:t>docs/REAL_WORLD_QUESTIONS.md</w:t>
+            </w:r>
+          </w:p>
+        </w:tc>
+      </w:tr>
+      <w:tr>
+        <w:tc>
+          <w:tcPr>
+            <w:tcW w:type="dxa" w:w="4320"/>
+          </w:tcPr>
+          <w:p>
+            <w:r/>
+            <w:r>
+              <w:rPr>
+                <w:b/>
+              </w:rPr>
+              <w:t>E4.2 Sub-mascot story / farm</w:t>
+            </w:r>
+          </w:p>
+        </w:tc>
+        <w:tc>
+          <w:tcPr>
+            <w:tcW w:type="dxa" w:w="4320"/>
+          </w:tcPr>
+          <w:p>
+            <w:r/>
+            <w:r>
+              <w:t>Defer — needs its own schema, economy design, and ongoing content</w:t>
+            </w:r>
+          </w:p>
+        </w:tc>
+      </w:tr>
+      <w:tr>
+        <w:tc>
+          <w:tcPr>
+            <w:tcW w:type="dxa" w:w="4320"/>
+          </w:tcPr>
+          <w:p>
+            <w:r/>
+            <w:r>
+              <w:rPr>
+                <w:b/>
+              </w:rPr>
+              <w:t>E4.3 Desmos-like graphing</w:t>
+            </w:r>
+          </w:p>
+        </w:tc>
+        <w:tc>
+          <w:tcPr>
+            <w:tcW w:type="dxa" w:w="4320"/>
+          </w:tcPr>
+          <w:p>
+            <w:r/>
+            <w:r>
+              <w:t>Defer indefinitely — embed a maintained library if graphs are ever requested</w:t>
+            </w:r>
+          </w:p>
+        </w:tc>
+      </w:tr>
+    </w:tbl>
+    <w:p/>
+    <w:p>
+      <w:pPr>
+        <w:pStyle w:val="Heading2"/>
+      </w:pPr>
+      <w:r>
+        <w:t>E5 — Retention polish (E5.2 shipped; rest planned)</w:t>
+      </w:r>
+    </w:p>
+    <w:p>
+      <w:r>
+        <w:t xml:space="preserve">Small extensions of shipped systems, specified in </w:t>
       </w:r>
       <w:r>
         <w:rPr>
           <w:b/>
         </w:rPr>
-        <w:t>not</w:t>
+        <w:t>`docs/ENGAGEMENT_E5.md`</w:t>
       </w:r>
       <w:r>
-        <w:t xml:space="preserve"> start E4 until E1–E3 engagement metrics justify it.</w:t>
+        <w:t xml:space="preserve">. </w:t>
+      </w:r>
+      <w:r>
+        <w:rPr>
+          <w:b/>
+        </w:rPr>
+        <w:t>E5.2 shipped 2026-08-16:</w:t>
+      </w:r>
+      <w:r>
+        <w:t xml:space="preserve"> four extra badges (</w:t>
+      </w:r>
+      <w:r>
+        <w:rPr>
+          <w:rFonts w:ascii="Consolas" w:hAnsi="Consolas"/>
+          <w:sz w:val="20"/>
+        </w:rPr>
+        <w:t>qotd_first</w:t>
+      </w:r>
+      <w:r>
+        <w:t xml:space="preserve">, </w:t>
+      </w:r>
+      <w:r>
+        <w:rPr>
+          <w:rFonts w:ascii="Consolas" w:hAnsi="Consolas"/>
+          <w:sz w:val="20"/>
+        </w:rPr>
+        <w:t>qotd_7</w:t>
+      </w:r>
+      <w:r>
+        <w:t xml:space="preserve">, </w:t>
+      </w:r>
+      <w:r>
+        <w:rPr>
+          <w:rFonts w:ascii="Consolas" w:hAnsi="Consolas"/>
+          <w:sz w:val="20"/>
+        </w:rPr>
+        <w:t>questions_50</w:t>
+      </w:r>
+      <w:r>
+        <w:t xml:space="preserve">, </w:t>
+      </w:r>
+      <w:r>
+        <w:rPr>
+          <w:rFonts w:ascii="Consolas" w:hAnsi="Consolas"/>
+          <w:sz w:val="20"/>
+        </w:rPr>
+        <w:t>accuracy_top_friend</w:t>
+      </w:r>
+      <w:r>
+        <w:t xml:space="preserve">) plus catalog emoji on the profile. Remaining: buddy v0.5, 7-day friends-only QOTD board, weekly streak freeze, avatar extras gated on milestones, revision planner subject dropdown, and web push (blocked on production HTTPS / </w:t>
+      </w:r>
+      <w:r>
+        <w:rPr>
+          <w:rFonts w:ascii="Consolas" w:hAnsi="Consolas"/>
+          <w:sz w:val="20"/>
+        </w:rPr>
+        <w:t>docs/MOBILE.md</w:t>
+      </w:r>
+      <w:r>
+        <w:t xml:space="preserve"> M5).</w:t>
       </w:r>
     </w:p>
     <w:p/>
@@ -3706,6 +4254,74 @@
     <w:p>
       <w:r>
         <w:t>Pick based on product priority; items are independent enough to sequence differently if needed:</w:t>
+      </w:r>
+    </w:p>
+    <w:p>
+      <w:r>
+        <w:rPr>
+          <w:b/>
+        </w:rPr>
+        <w:t>If the site is about to go public, `docs/SECURITY_AND_GDPR.md` Phase S0 comes first</w:t>
+      </w:r>
+      <w:r>
+        <w:t xml:space="preserve"> — it is the only item on this list with legal exposure attached. Everything below assumes the site is still development-only.</w:t>
+      </w:r>
+    </w:p>
+    <w:p>
+      <w:pPr>
+        <w:pStyle w:val="ListNumber"/>
+      </w:pPr>
+      <w:r>
+        <w:rPr>
+          <w:b/>
+        </w:rPr>
+        <w:t>E5 retention polish</w:t>
+      </w:r>
+      <w:r>
+        <w:t xml:space="preserve"> — remaining items in </w:t>
+      </w:r>
+      <w:r>
+        <w:rPr>
+          <w:rFonts w:ascii="Consolas" w:hAnsi="Consolas"/>
+          <w:sz w:val="20"/>
+        </w:rPr>
+        <w:t>docs/ENGAGEMENT_E5.md</w:t>
+      </w:r>
+      <w:r>
+        <w:t xml:space="preserve">. </w:t>
+      </w:r>
+      <w:r>
+        <w:rPr>
+          <w:b/>
+        </w:rPr>
+        <w:t>E5.2 badges shipped.</w:t>
+      </w:r>
+      <w:r>
+        <w:t xml:space="preserve"> Suggested next: avatar unlocks → QOTD week → buddy v0.5 → streak freeze → planner dropdown.</w:t>
+      </w:r>
+    </w:p>
+    <w:p>
+      <w:pPr>
+        <w:pStyle w:val="ListNumber"/>
+      </w:pPr>
+      <w:r>
+        <w:rPr>
+          <w:b/>
+        </w:rPr>
+        <w:t>E4.1 real-world question style</w:t>
+      </w:r>
+      <w:r>
+        <w:t xml:space="preserve"> — highest content value per line of code (</w:t>
+      </w:r>
+      <w:r>
+        <w:rPr>
+          <w:rFonts w:ascii="Consolas" w:hAnsi="Consolas"/>
+          <w:sz w:val="20"/>
+        </w:rPr>
+        <w:t>docs/REAL_WORLD_QUESTIONS.md</w:t>
+      </w:r>
+      <w:r>
+        <w:t>).</w:t>
       </w:r>
     </w:p>
     <w:p>
@@ -3729,7 +4345,7 @@
         <w:t>docs/POTENTIAL_FUTURE_FUNCTIONALITY.md</w:t>
       </w:r>
       <w:r>
-        <w:t xml:space="preserve"> §2.</w:t>
+        <w:t xml:space="preserve"> §2. Note this adds teacher oversight of children's data — DPIA review required first.</w:t>
       </w:r>
     </w:p>
     <w:p>
@@ -3753,7 +4369,7 @@
         <w:t>docs/MOBILE.md</w:t>
       </w:r>
       <w:r>
-        <w:t xml:space="preserve"> (M0–M4 done).</w:t>
+        <w:t xml:space="preserve"> (M0–M4 done). Pair with compliance S0; unblocks web push (E5.7).</w:t>
       </w:r>
     </w:p>
     <w:p>
@@ -3764,10 +4380,10 @@
         <w:rPr>
           <w:b/>
         </w:rPr>
-        <w:t>E4 / other stretch</w:t>
+        <w:t>E4.2 / E4.3 and other stretch</w:t>
       </w:r>
       <w:r>
-        <w:t xml:space="preserve"> only after metrics or explicit product call — future-functionality doc.</w:t>
+        <w:t xml:space="preserve"> only after metrics or an explicit product call.</w:t>
       </w:r>
     </w:p>
     <w:p/>

--- a/docs/AI_HANDOFF.docx
+++ b/docs/AI_HANDOFF.docx
@@ -18,7 +18,7 @@
         <w:t>Last updated:</w:t>
       </w:r>
       <w:r>
-        <w:t xml:space="preserve"> 2026-08-16</w:t>
+        <w:t xml:space="preserve"> 2026-08-17</w:t>
       </w:r>
     </w:p>
     <w:p>
@@ -2101,6 +2101,9 @@
               </w:rPr>
               <w:t>GET /api/v1/me/buddy</w:t>
             </w:r>
+            <w:r>
+              <w:t xml:space="preserve"> (optional current topic → Practise MCQ / Take a quiz / Keep learning)</w:t>
+            </w:r>
           </w:p>
         </w:tc>
       </w:tr>
